--- a/reports/report.docx
+++ b/reports/report.docx
@@ -37,9 +37,10 @@
       <w:r>
         <w:rPr>
           <w:rFonts w:ascii="Calibri" w:hAnsi="Calibri" w:eastAsia="PingFang SC"/>
+          <w:i/>
           <w:sz w:val="21"/>
         </w:rPr>
-        <w:t>*（开发样本 9,744 个实验 + 事前冻结的样本外确认样本 22,741 个实验）*</w:t>
+        <w:t>（开发样本 9,744 个实验 + 事前冻结的样本外确认样本 22,741 个实验）</w:t>
       </w:r>
     </w:p>
     <w:p/>
@@ -65,7 +66,22 @@
           <w:rFonts w:ascii="Calibri" w:hAnsi="Calibri" w:eastAsia="PingFang SC"/>
           <w:sz w:val="21"/>
         </w:rPr>
-        <w:t>在线 A/B 实验是互联网公司最重要的因果推断工具，但"实验做完了、该选哪个方案上线"这个决策本身很少被系统审计。本项目使用 Upworthy 研究档案（Matias et al., *Scientific Data* 2021）中两个</w:t>
+        <w:t xml:space="preserve">在线 A/B 实验是互联网公司最重要的因果推断工具，但"实验做完了、该选哪个方案上线"这个决策本身很少被系统审计。本项目使用 Upworthy 研究档案（Matias et al., </w:t>
+      </w:r>
+      <w:r>
+        <w:rPr>
+          <w:rFonts w:ascii="Calibri" w:hAnsi="Calibri" w:eastAsia="PingFang SC"/>
+          <w:i/>
+          <w:sz w:val="21"/>
+        </w:rPr>
+        <w:t>Scientific Data</w:t>
+      </w:r>
+      <w:r>
+        <w:rPr>
+          <w:rFonts w:ascii="Calibri" w:hAnsi="Calibri" w:eastAsia="PingFang SC"/>
+          <w:sz w:val="21"/>
+        </w:rPr>
+        <w:t xml:space="preserve"> 2021）</w:t>
       </w:r>
       <w:r>
         <w:rPr>
@@ -73,14 +89,14 @@
           <w:b/>
           <w:sz w:val="21"/>
         </w:rPr>
-        <w:t>互不相交</w:t>
+        <w:t>全部三个公开子样本</w:t>
       </w:r>
       <w:r>
         <w:rPr>
           <w:rFonts w:ascii="Calibri" w:hAnsi="Calibri" w:eastAsia="PingFang SC"/>
           <w:sz w:val="21"/>
         </w:rPr>
-        <w:t xml:space="preserve">的公开子样本——9,744 个真实随机实验、45,266 个实验臂、1.617 亿次曝光、244 万次点击——构建了一条从原始曝光/点击计数到上线决策的完整审计管线，并交付一个可复用 Python 包 </w:t>
+        <w:t xml:space="preserve">——共 32,485 个真实随机实验、150,817 个实验臂、5.382 亿次曝光、818 万次点击——构建了一条从原始曝光/点击计数到上线决策的完整审计管线，并交付一个可复用 Python 包 </w:t>
       </w:r>
       <w:r>
         <w:rPr>
@@ -95,7 +111,22 @@
           <w:rFonts w:ascii="Calibri" w:hAnsi="Calibri" w:eastAsia="PingFang SC"/>
           <w:sz w:val="21"/>
         </w:rPr>
-        <w:t>。</w:t>
+        <w:t>。其中 9,744 个实验用于开发与结论冻结，其余 22,741 个实验</w:t>
+      </w:r>
+      <w:r>
+        <w:rPr>
+          <w:rFonts w:ascii="Calibri" w:hAnsi="Calibri" w:eastAsia="PingFang SC"/>
+          <w:b/>
+          <w:sz w:val="21"/>
+        </w:rPr>
+        <w:t>在结论冻结之后才下载</w:t>
+      </w:r>
+      <w:r>
+        <w:rPr>
+          <w:rFonts w:ascii="Calibri" w:hAnsi="Calibri" w:eastAsia="PingFang SC"/>
+          <w:sz w:val="21"/>
+        </w:rPr>
+        <w:t>，用于纯样本外确认检验。</w:t>
       </w:r>
     </w:p>
     <w:p>
@@ -1449,7 +1480,67 @@
           <w:rFonts w:ascii="Calibri" w:hAnsi="Calibri" w:eastAsia="PingFang SC"/>
           <w:sz w:val="21"/>
         </w:rPr>
-        <w:t>对第 *t* 个实验的第 *i* 个实验臂，观测到 *n*&lt;sub&gt;ti&lt;/sub&gt; 次曝光、*y*&lt;sub&gt;ti&lt;/sub&gt; 次点击：</w:t>
+        <w:t xml:space="preserve">对第 </w:t>
+      </w:r>
+      <w:r>
+        <w:rPr>
+          <w:rFonts w:ascii="Calibri" w:hAnsi="Calibri" w:eastAsia="PingFang SC"/>
+          <w:i/>
+          <w:sz w:val="21"/>
+        </w:rPr>
+        <w:t>t</w:t>
+      </w:r>
+      <w:r>
+        <w:rPr>
+          <w:rFonts w:ascii="Calibri" w:hAnsi="Calibri" w:eastAsia="PingFang SC"/>
+          <w:sz w:val="21"/>
+        </w:rPr>
+        <w:t xml:space="preserve"> 个实验的第 </w:t>
+      </w:r>
+      <w:r>
+        <w:rPr>
+          <w:rFonts w:ascii="Calibri" w:hAnsi="Calibri" w:eastAsia="PingFang SC"/>
+          <w:i/>
+          <w:sz w:val="21"/>
+        </w:rPr>
+        <w:t>i</w:t>
+      </w:r>
+      <w:r>
+        <w:rPr>
+          <w:rFonts w:ascii="Calibri" w:hAnsi="Calibri" w:eastAsia="PingFang SC"/>
+          <w:sz w:val="21"/>
+        </w:rPr>
+        <w:t xml:space="preserve"> 个实验臂，观测到 </w:t>
+      </w:r>
+      <w:r>
+        <w:rPr>
+          <w:rFonts w:ascii="Calibri" w:hAnsi="Calibri" w:eastAsia="PingFang SC"/>
+          <w:i/>
+          <w:sz w:val="21"/>
+        </w:rPr>
+        <w:t>n</w:t>
+      </w:r>
+      <w:r>
+        <w:rPr>
+          <w:rFonts w:ascii="Calibri" w:hAnsi="Calibri" w:eastAsia="PingFang SC"/>
+          <w:sz w:val="21"/>
+        </w:rPr>
+        <w:t>&lt;sub&gt;ti&lt;/sub&gt; 次曝光、</w:t>
+      </w:r>
+      <w:r>
+        <w:rPr>
+          <w:rFonts w:ascii="Calibri" w:hAnsi="Calibri" w:eastAsia="PingFang SC"/>
+          <w:i/>
+          <w:sz w:val="21"/>
+        </w:rPr>
+        <w:t>y</w:t>
+      </w:r>
+      <w:r>
+        <w:rPr>
+          <w:rFonts w:ascii="Calibri" w:hAnsi="Calibri" w:eastAsia="PingFang SC"/>
+          <w:sz w:val="21"/>
+        </w:rPr>
+        <w:t>&lt;sub&gt;ti&lt;/sub&gt; 次点击：</w:t>
       </w:r>
     </w:p>
     <w:p>
@@ -1516,7 +1607,22 @@
           <w:rFonts w:ascii="Calibri" w:hAnsi="Calibri" w:eastAsia="PingFang SC"/>
           <w:sz w:val="21"/>
         </w:rPr>
-        <w:t>其中 *mu*&lt;sub&gt;t&lt;/sub&gt; 是实验层面的基线（讨厌参数），</w:t>
+        <w:t xml:space="preserve">其中 </w:t>
+      </w:r>
+      <w:r>
+        <w:rPr>
+          <w:rFonts w:ascii="Calibri" w:hAnsi="Calibri" w:eastAsia="PingFang SC"/>
+          <w:i/>
+          <w:sz w:val="21"/>
+        </w:rPr>
+        <w:t>mu</w:t>
+      </w:r>
+      <w:r>
+        <w:rPr>
+          <w:rFonts w:ascii="Calibri" w:hAnsi="Calibri" w:eastAsia="PingFang SC"/>
+          <w:sz w:val="21"/>
+        </w:rPr>
+        <w:t>&lt;sub&gt;t&lt;/sub&gt; 是实验层面的基线（讨厌参数），</w:t>
       </w:r>
       <w:r>
         <w:rPr>
@@ -1648,7 +1754,7 @@
                 <w:rFonts w:ascii="Calibri" w:hAnsi="Calibri" w:eastAsia="PingFang SC"/>
                 <w:sz w:val="19"/>
               </w:rPr>
-              <w:t>Helmert 正交对照消掉 *mu*&lt;sub&gt;t&lt;/sub&gt;，SS = τ²·dof + 噪声</w:t>
+              <w:t>Helmert 正交对照消掉 mu&lt;sub&gt;t&lt;/sub&gt;，SS = τ²·dof + 噪声</w:t>
             </w:r>
           </w:p>
         </w:tc>
@@ -1789,7 +1895,7 @@
                 <w:rFonts w:ascii="Calibri" w:hAnsi="Calibri" w:eastAsia="PingFang SC"/>
                 <w:sz w:val="19"/>
               </w:rPr>
-              <w:t>Cov(*u*&lt;sub&gt;a&lt;/sub&gt;, *u*&lt;sub&gt;b&lt;/sub&gt;)，完全绕开分层模型</w:t>
+              <w:t>Cov(u&lt;sub&gt;a&lt;/sub&gt;, u&lt;sub&gt;b&lt;/sub&gt;)，完全绕开分层模型</w:t>
             </w:r>
           </w:p>
         </w:tc>
@@ -1955,7 +2061,22 @@
           <w:rFonts w:ascii="Calibri" w:hAnsi="Calibri" w:eastAsia="PingFang SC"/>
           <w:sz w:val="21"/>
         </w:rPr>
-        <w:t>（相关性来自共享的 *mu*&lt;sub&gt;t&lt;/sub&gt;，忽略它会把置信度算得过高）；</w:t>
+        <w:t xml:space="preserve">（相关性来自共享的 </w:t>
+      </w:r>
+      <w:r>
+        <w:rPr>
+          <w:rFonts w:ascii="Calibri" w:hAnsi="Calibri" w:eastAsia="PingFang SC"/>
+          <w:i/>
+          <w:sz w:val="21"/>
+        </w:rPr>
+        <w:t>mu</w:t>
+      </w:r>
+      <w:r>
+        <w:rPr>
+          <w:rFonts w:ascii="Calibri" w:hAnsi="Calibri" w:eastAsia="PingFang SC"/>
+          <w:sz w:val="21"/>
+        </w:rPr>
+        <w:t>&lt;sub&gt;t&lt;/sub&gt;，忽略它会把置信度算得过高）；</w:t>
       </w:r>
     </w:p>
     <w:p>
@@ -3619,7 +3740,22 @@
           <w:rFonts w:ascii="Calibri" w:hAnsi="Calibri" w:eastAsia="PingFang SC"/>
           <w:sz w:val="21"/>
         </w:rPr>
-        <w:t>里，构成天然的重复测量。记 *u* 为组内中心化的 logit 观测（消掉文章层面的基线差异），则</w:t>
+        <w:t xml:space="preserve">里，构成天然的重复测量。记 </w:t>
+      </w:r>
+      <w:r>
+        <w:rPr>
+          <w:rFonts w:ascii="Calibri" w:hAnsi="Calibri" w:eastAsia="PingFang SC"/>
+          <w:i/>
+          <w:sz w:val="21"/>
+        </w:rPr>
+        <w:t>u</w:t>
+      </w:r>
+      <w:r>
+        <w:rPr>
+          <w:rFonts w:ascii="Calibri" w:hAnsi="Calibri" w:eastAsia="PingFang SC"/>
+          <w:sz w:val="21"/>
+        </w:rPr>
+        <w:t xml:space="preserve"> 为组内中心化的 logit 观测（消掉文章层面的基线差异），则</w:t>
       </w:r>
     </w:p>
     <w:p>
@@ -8162,7 +8298,22 @@
           <w:rFonts w:ascii="Calibri" w:hAnsi="Calibri" w:eastAsia="PingFang SC"/>
           <w:sz w:val="21"/>
         </w:rPr>
-        <w:t>Matias, J., Munger, K., Aubin Le Quere, M., Ebersole, C. (2021). *The Upworthy Research Archive, a time series of 32,487 experiments in U.S. media.* Scientific Data 8:155.</w:t>
+        <w:t xml:space="preserve">Matias, J., Munger, K., Aubin Le Quere, M., Ebersole, C. (2021). </w:t>
+      </w:r>
+      <w:r>
+        <w:rPr>
+          <w:rFonts w:ascii="Calibri" w:hAnsi="Calibri" w:eastAsia="PingFang SC"/>
+          <w:i/>
+          <w:sz w:val="21"/>
+        </w:rPr>
+        <w:t>The Upworthy Research Archive, a time series of 32,487 experiments in U.S. media.</w:t>
+      </w:r>
+      <w:r>
+        <w:rPr>
+          <w:rFonts w:ascii="Calibri" w:hAnsi="Calibri" w:eastAsia="PingFang SC"/>
+          <w:sz w:val="21"/>
+        </w:rPr>
+        <w:t xml:space="preserve"> Scientific Data 8:155.</w:t>
       </w:r>
     </w:p>
     <w:p>
@@ -8174,7 +8325,22 @@
           <w:rFonts w:ascii="Calibri" w:hAnsi="Calibri" w:eastAsia="PingFang SC"/>
           <w:sz w:val="21"/>
         </w:rPr>
-        <w:t>Matias, J. N. et al. (2024). *Ensuring Reliable Science from Platform A/B Test Archives — an Update to the Upworthy Archive.*（失衡问题披露）</w:t>
+        <w:t xml:space="preserve">Matias, J. N. et al. (2024). </w:t>
+      </w:r>
+      <w:r>
+        <w:rPr>
+          <w:rFonts w:ascii="Calibri" w:hAnsi="Calibri" w:eastAsia="PingFang SC"/>
+          <w:i/>
+          <w:sz w:val="21"/>
+        </w:rPr>
+        <w:t>Ensuring Reliable Science from Platform A/B Test Archives — an Update to the Upworthy Archive.</w:t>
+      </w:r>
+      <w:r>
+        <w:rPr>
+          <w:rFonts w:ascii="Calibri" w:hAnsi="Calibri" w:eastAsia="PingFang SC"/>
+          <w:sz w:val="21"/>
+        </w:rPr>
+        <w:t>（失衡问题披露）</w:t>
       </w:r>
     </w:p>
     <w:p>
@@ -8186,7 +8352,22 @@
           <w:rFonts w:ascii="Calibri" w:hAnsi="Calibri" w:eastAsia="PingFang SC"/>
           <w:sz w:val="21"/>
         </w:rPr>
-        <w:t>Fabijan, A. et al. (2019). *Diagnosing Sample Ratio Mismatch in Online Controlled Experiments.* KDD '19.</w:t>
+        <w:t xml:space="preserve">Fabijan, A. et al. (2019). </w:t>
+      </w:r>
+      <w:r>
+        <w:rPr>
+          <w:rFonts w:ascii="Calibri" w:hAnsi="Calibri" w:eastAsia="PingFang SC"/>
+          <w:i/>
+          <w:sz w:val="21"/>
+        </w:rPr>
+        <w:t>Diagnosing Sample Ratio Mismatch in Online Controlled Experiments.</w:t>
+      </w:r>
+      <w:r>
+        <w:rPr>
+          <w:rFonts w:ascii="Calibri" w:hAnsi="Calibri" w:eastAsia="PingFang SC"/>
+          <w:sz w:val="21"/>
+        </w:rPr>
+        <w:t xml:space="preserve"> KDD '19.</w:t>
       </w:r>
     </w:p>
     <w:p>
@@ -8198,7 +8379,22 @@
           <w:rFonts w:ascii="Calibri" w:hAnsi="Calibri" w:eastAsia="PingFang SC"/>
           <w:sz w:val="21"/>
         </w:rPr>
-        <w:t>Coey, D., &amp; Hung, K. (2022). *Empirical Bayes Selection for Value Maximization.* arXiv:2210.03905.</w:t>
+        <w:t xml:space="preserve">Coey, D., &amp; Hung, K. (2022). </w:t>
+      </w:r>
+      <w:r>
+        <w:rPr>
+          <w:rFonts w:ascii="Calibri" w:hAnsi="Calibri" w:eastAsia="PingFang SC"/>
+          <w:i/>
+          <w:sz w:val="21"/>
+        </w:rPr>
+        <w:t>Empirical Bayes Selection for Value Maximization.</w:t>
+      </w:r>
+      <w:r>
+        <w:rPr>
+          <w:rFonts w:ascii="Calibri" w:hAnsi="Calibri" w:eastAsia="PingFang SC"/>
+          <w:sz w:val="21"/>
+        </w:rPr>
+        <w:t xml:space="preserve"> arXiv:2210.03905.</w:t>
       </w:r>
     </w:p>
     <w:p>
@@ -8210,7 +8406,15 @@
           <w:rFonts w:ascii="Calibri" w:hAnsi="Calibri" w:eastAsia="PingFang SC"/>
           <w:sz w:val="21"/>
         </w:rPr>
-        <w:t>Efron, B. (2010). *Large-Scale Inference: Empirical Bayes Methods for Estimation, Testing, and Prediction.*</w:t>
+        <w:t xml:space="preserve">Efron, B. (2010). </w:t>
+      </w:r>
+      <w:r>
+        <w:rPr>
+          <w:rFonts w:ascii="Calibri" w:hAnsi="Calibri" w:eastAsia="PingFang SC"/>
+          <w:i/>
+          <w:sz w:val="21"/>
+        </w:rPr>
+        <w:t>Large-Scale Inference: Empirical Bayes Methods for Estimation, Testing, and Prediction.</w:t>
       </w:r>
     </w:p>
     <w:p>
@@ -8222,7 +8426,22 @@
           <w:rFonts w:ascii="Calibri" w:hAnsi="Calibri" w:eastAsia="PingFang SC"/>
           <w:sz w:val="21"/>
         </w:rPr>
-        <w:t>DerSimonian, R., &amp; Laird, N. (1986). *Meta-analysis in clinical trials.* Controlled Clinical Trials.</w:t>
+        <w:t xml:space="preserve">DerSimonian, R., &amp; Laird, N. (1986). </w:t>
+      </w:r>
+      <w:r>
+        <w:rPr>
+          <w:rFonts w:ascii="Calibri" w:hAnsi="Calibri" w:eastAsia="PingFang SC"/>
+          <w:i/>
+          <w:sz w:val="21"/>
+        </w:rPr>
+        <w:t>Meta-analysis in clinical trials.</w:t>
+      </w:r>
+      <w:r>
+        <w:rPr>
+          <w:rFonts w:ascii="Calibri" w:hAnsi="Calibri" w:eastAsia="PingFang SC"/>
+          <w:sz w:val="21"/>
+        </w:rPr>
+        <w:t xml:space="preserve"> Controlled Clinical Trials.</w:t>
       </w:r>
     </w:p>
     <w:sectPr>

--- a/reports/report.docx
+++ b/reports/report.docx
@@ -96,7 +96,7 @@
           <w:rFonts w:ascii="Calibri" w:hAnsi="Calibri" w:eastAsia="PingFang SC"/>
           <w:sz w:val="21"/>
         </w:rPr>
-        <w:t xml:space="preserve">——共 32,485 个真实随机实验、150,817 个实验臂、5.382 亿次曝光、818 万次点击——构建了一条从原始曝光/点击计数到上线决策的完整审计管线，并交付一个可复用 Python 包 </w:t>
+        <w:t xml:space="preserve">——共 32,485 个可分析实验（档案原始 32,487 个，剔除 2 个单臂/零曝光实验）、150,815 个实验臂、5.383 亿次曝光、818 万次点击——构建了一条从原始曝光/点击计数到上线决策的完整审计管线，并交付一个可复用 Python 包 </w:t>
       </w:r>
       <w:r>
         <w:rPr>
@@ -1191,7 +1191,7 @@
                 <w:rFonts w:ascii="Calibri" w:hAnsi="Calibri" w:eastAsia="PingFang SC"/>
                 <w:sz w:val="19"/>
               </w:rPr>
-              <w:t>合计</w:t>
+              <w:t>合计（剔除无效记录后）</w:t>
             </w:r>
           </w:p>
         </w:tc>
@@ -1221,7 +1221,7 @@
                 <w:rFonts w:ascii="Calibri" w:hAnsi="Calibri" w:eastAsia="PingFang SC"/>
                 <w:sz w:val="19"/>
               </w:rPr>
-              <w:t>150,817</w:t>
+              <w:t>150,815</w:t>
             </w:r>
           </w:p>
         </w:tc>
@@ -1236,7 +1236,7 @@
                 <w:rFonts w:ascii="Calibri" w:hAnsi="Calibri" w:eastAsia="PingFang SC"/>
                 <w:sz w:val="19"/>
               </w:rPr>
-              <w:t>5.382 亿</w:t>
+              <w:t>5.383 亿</w:t>
             </w:r>
           </w:p>
         </w:tc>
@@ -1261,7 +1261,7 @@
           <w:rFonts w:ascii="Calibri" w:hAnsi="Calibri" w:eastAsia="PingFang SC"/>
           <w:sz w:val="21"/>
         </w:rPr>
-        <w:t>三个子集相加正好是官方宣称的 32,487 个实验，也就是说</w:t>
+        <w:t>三个子集的原始记录相加正好是官方宣称的 32,487 个实验 / 150,817 个实验臂，也就是说</w:t>
       </w:r>
       <w:r>
         <w:rPr>
@@ -1276,7 +1276,7 @@
           <w:rFonts w:ascii="Calibri" w:hAnsi="Calibri" w:eastAsia="PingFang SC"/>
           <w:sz w:val="21"/>
         </w:rPr>
-        <w:t>。</w:t>
+        <w:t>；剔除 2 个单臂实验与零曝光记录后进入分析的是 32,485 个实验 / 150,815 个实验臂。</w:t>
       </w:r>
     </w:p>
     <w:p>

--- a/reports/report.docx
+++ b/reports/report.docx
@@ -8104,7 +8104,20 @@
           <w:rFonts w:ascii="Calibri" w:hAnsi="Calibri" w:eastAsia="PingFang SC"/>
           <w:sz w:val="21"/>
         </w:rPr>
-        <w:t>└── scripts/fetch_data.py  数据获取（含校验）</w:t>
+        <w:t>├── reports/               本报告（PDF / DOCX / Markdown）</w:t>
+      </w:r>
+    </w:p>
+    <w:p>
+      <w:pPr>
+        <w:spacing w:after="120"/>
+        <w:ind w:firstLine="0"/>
+      </w:pPr>
+      <w:r>
+        <w:rPr>
+          <w:rFonts w:ascii="Calibri" w:hAnsi="Calibri" w:eastAsia="PingFang SC"/>
+          <w:sz w:val="21"/>
+        </w:rPr>
+        <w:t>└── scripts/fetch_data.py  数据获取（含 sha256 校验）</w:t>
       </w:r>
     </w:p>
     <w:p>
@@ -8204,7 +8217,7 @@
           <w:rFonts w:ascii="Calibri" w:hAnsi="Calibri" w:eastAsia="PingFang SC"/>
           <w:sz w:val="21"/>
         </w:rPr>
-        <w:t>python -m src.run_all               # 全流程，约 40 秒</w:t>
+        <w:t>python -m src.run_all               # 全流程，约 45 秒（实测 43 秒）</w:t>
       </w:r>
     </w:p>
     <w:p>

--- a/reports/report.docx
+++ b/reports/report.docx
@@ -2265,7 +2265,7 @@
           <w:rFonts w:ascii="Calibri" w:hAnsi="Calibri" w:eastAsia="PingFang SC"/>
           <w:sz w:val="21"/>
         </w:rPr>
-        <w:t>：对全部 9,744 个实验做臂级曝光分配的多项分布卡方检验（BH-FDR 控制多重比较），然后</w:t>
+        <w:t>：对开发样本的全部 9,744 个实验做臂级曝光分配的多项分布卡方检验（BH-FDR 控制多重比较），然后</w:t>
       </w:r>
       <w:r>
         <w:rPr>
@@ -6407,7 +6407,7 @@
                 <w:b/>
                 <w:sz w:val="19"/>
               </w:rPr>
-              <w:t>时间戳</w:t>
+              <w:t>时间</w:t>
             </w:r>
           </w:p>
         </w:tc>
@@ -6424,7 +6424,7 @@
                 <w:rFonts w:ascii="Calibri" w:hAnsi="Calibri" w:eastAsia="PingFang SC"/>
                 <w:sz w:val="19"/>
               </w:rPr>
-              <w:t>结论与代码冻结（results/02、04 与 reports/report.md 最后写入）</w:t>
+              <w:t>模块 1–5 的结论与代码完成、参数冻结（results/02、04 与本节之前的报告正文最后写入）</w:t>
             </w:r>
           </w:p>
         </w:tc>
@@ -6439,7 +6439,7 @@
                 <w:rFonts w:ascii="Calibri" w:hAnsi="Calibri" w:eastAsia="PingFang SC"/>
                 <w:sz w:val="19"/>
               </w:rPr>
-              <w:t>2025-10-10 16:21–16:22</w:t>
+              <w:t>2026-10-10</w:t>
             </w:r>
           </w:p>
         </w:tc>
@@ -6471,13 +6471,172 @@
                 <w:rFonts w:ascii="Calibri" w:hAnsi="Calibri" w:eastAsia="PingFang SC"/>
                 <w:sz w:val="19"/>
               </w:rPr>
-              <w:t>2025-10-13 21:14</w:t>
+              <w:t>2026-10-13 21:14</w:t>
             </w:r>
           </w:p>
         </w:tc>
       </w:tr>
     </w:tbl>
     <w:p/>
+    <w:p>
+      <w:pPr>
+        <w:spacing w:after="120"/>
+        <w:ind w:firstLine="0"/>
+      </w:pPr>
+      <w:r>
+        <w:rPr>
+          <w:rFonts w:ascii="Calibri" w:hAnsi="Calibri" w:eastAsia="PingFang SC"/>
+          <w:sz w:val="21"/>
+        </w:rPr>
+        <w:t xml:space="preserve">&gt; </w:t>
+      </w:r>
+      <w:r>
+        <w:rPr>
+          <w:rFonts w:ascii="Calibri" w:hAnsi="Calibri" w:eastAsia="PingFang SC"/>
+          <w:b/>
+          <w:sz w:val="21"/>
+        </w:rPr>
+        <w:t>证据强度说明（请如实理解）</w:t>
+      </w:r>
+      <w:r>
+        <w:rPr>
+          <w:rFonts w:ascii="Calibri" w:hAnsi="Calibri" w:eastAsia="PingFang SC"/>
+          <w:sz w:val="21"/>
+        </w:rPr>
+        <w:t xml:space="preserve">：上表中 confirmatory 数据文件的下载时间可直接验证——该文件由 </w:t>
+      </w:r>
+      <w:r>
+        <w:rPr>
+          <w:rFonts w:ascii="Menlo" w:hAnsi="Menlo"/>
+          <w:color w:val="B03060"/>
+          <w:sz w:val="20"/>
+        </w:rPr>
+        <w:t>scripts/fetch_data.py</w:t>
+      </w:r>
+      <w:r>
+        <w:rPr>
+          <w:rFonts w:ascii="Calibri" w:hAnsi="Calibri" w:eastAsia="PingFang SC"/>
+          <w:sz w:val="21"/>
+        </w:rPr>
+        <w:t xml:space="preserve"> 下载后从未被流水线重写，其 mtime 至今保持 </w:t>
+      </w:r>
+      <w:r>
+        <w:rPr>
+          <w:rFonts w:ascii="Menlo" w:hAnsi="Menlo"/>
+          <w:color w:val="B03060"/>
+          <w:sz w:val="20"/>
+        </w:rPr>
+        <w:t>2026-10-13 21:14:13</w:t>
+      </w:r>
+      <w:r>
+        <w:rPr>
+          <w:rFonts w:ascii="Calibri" w:hAnsi="Calibri" w:eastAsia="PingFang SC"/>
+          <w:sz w:val="21"/>
+        </w:rPr>
+        <w:t xml:space="preserve">。而开发阶段的时间点为作者记录，因为 </w:t>
+      </w:r>
+      <w:r>
+        <w:rPr>
+          <w:rFonts w:ascii="Menlo" w:hAnsi="Menlo"/>
+          <w:color w:val="B03060"/>
+          <w:sz w:val="20"/>
+        </w:rPr>
+        <w:t>results/</w:t>
+      </w:r>
+      <w:r>
+        <w:rPr>
+          <w:rFonts w:ascii="Calibri" w:hAnsi="Calibri" w:eastAsia="PingFang SC"/>
+          <w:sz w:val="21"/>
+        </w:rPr>
+        <w:t xml:space="preserve"> 下的派生产物在任何人复跑 </w:t>
+      </w:r>
+      <w:r>
+        <w:rPr>
+          <w:rFonts w:ascii="Menlo" w:hAnsi="Menlo"/>
+          <w:color w:val="B03060"/>
+          <w:sz w:val="20"/>
+        </w:rPr>
+        <w:t>src/run_all.py</w:t>
+      </w:r>
+      <w:r>
+        <w:rPr>
+          <w:rFonts w:ascii="Calibri" w:hAnsi="Calibri" w:eastAsia="PingFang SC"/>
+          <w:sz w:val="21"/>
+        </w:rPr>
+        <w:t xml:space="preserve"> 时 mtime 都会被刷新，事后无法从文件系统验证。</w:t>
+      </w:r>
+    </w:p>
+    <w:p>
+      <w:pPr>
+        <w:spacing w:after="120"/>
+        <w:ind w:firstLine="0"/>
+      </w:pPr>
+      <w:r>
+        <w:rPr>
+          <w:rFonts w:ascii="Calibri" w:hAnsi="Calibri" w:eastAsia="PingFang SC"/>
+          <w:sz w:val="21"/>
+        </w:rPr>
+        <w:t>&gt;</w:t>
+      </w:r>
+    </w:p>
+    <w:p>
+      <w:pPr>
+        <w:spacing w:after="120"/>
+        <w:ind w:firstLine="0"/>
+      </w:pPr>
+      <w:r>
+        <w:rPr>
+          <w:rFonts w:ascii="Calibri" w:hAnsi="Calibri" w:eastAsia="PingFang SC"/>
+          <w:sz w:val="21"/>
+        </w:rPr>
+        <w:t>&gt; 因此本节结论</w:t>
+      </w:r>
+      <w:r>
+        <w:rPr>
+          <w:rFonts w:ascii="Calibri" w:hAnsi="Calibri" w:eastAsia="PingFang SC"/>
+          <w:b/>
+          <w:sz w:val="21"/>
+        </w:rPr>
+        <w:t>不依赖时间戳</w:t>
+      </w:r>
+      <w:r>
+        <w:rPr>
+          <w:rFonts w:ascii="Calibri" w:hAnsi="Calibri" w:eastAsia="PingFang SC"/>
+          <w:sz w:val="21"/>
+        </w:rPr>
+        <w:t xml:space="preserve">，而依赖两个可被读者独立检验的事实：(1) 模块 6 的代码路径不重新估计任何参数，全部读自冻结的 </w:t>
+      </w:r>
+      <w:r>
+        <w:rPr>
+          <w:rFonts w:ascii="Menlo" w:hAnsi="Menlo"/>
+          <w:color w:val="B03060"/>
+          <w:sz w:val="20"/>
+        </w:rPr>
+        <w:t>results/02_effects_power.json</w:t>
+      </w:r>
+      <w:r>
+        <w:rPr>
+          <w:rFonts w:ascii="Calibri" w:hAnsi="Calibri" w:eastAsia="PingFang SC"/>
+          <w:sz w:val="21"/>
+        </w:rPr>
+        <w:t xml:space="preserve"> 与 </w:t>
+      </w:r>
+      <w:r>
+        <w:rPr>
+          <w:rFonts w:ascii="Menlo" w:hAnsi="Menlo"/>
+          <w:color w:val="B03060"/>
+          <w:sz w:val="20"/>
+        </w:rPr>
+        <w:t>results/04_decision_rules.json</w:t>
+      </w:r>
+      <w:r>
+        <w:rPr>
+          <w:rFonts w:ascii="Calibri" w:hAnsi="Calibri" w:eastAsia="PingFang SC"/>
+          <w:sz w:val="21"/>
+        </w:rPr>
+        <w:t>；(2) 读者可以只在一个子集上重跑模块 1–5、在另一个子集上跑模块 6，自行验证结论是否复现。</w:t>
+      </w:r>
+    </w:p>
     <w:p>
       <w:pPr>
         <w:spacing w:after="120"/>

--- a/reports/report.docx
+++ b/reports/report.docx
@@ -2424,7 +2424,7 @@
           <w:i/>
           <w:sz w:val="18"/>
         </w:rPr>
-        <w:t>图 1 ｜ 9,744 个真实 A/B 实验的随机化失衡率时间序列：数据自行检出 2013-06 ~ 2014-01 的异常期</w:t>
+        <w:t>图 1 ｜ 开发样本（9,744 个真实 A/B 实验）的随机化失衡率时间序列：数据自行检出 2013-06 ~ 2014-01 的异常期</w:t>
       </w:r>
     </w:p>
     <w:p>
